--- a/flow/20230914_vu_template/drafts/2024-11-g/04-ПН-прп.Йоаникія Великого.docx
+++ b/flow/20230914_vu_template/drafts/2024-11-g/04-ПН-прп.Йоаникія Великого.docx
@@ -12996,7 +12996,7 @@
           <w:szCs w:val="24"/>
           <w:rtl w:val="0"/>
         </w:rPr>
-        <w:t>Ми не наслідували митаря у покаянні,* ані сліз блудниці не придбали,* і в засліпленні ми не спромоглись на таку поправу;* але твоїм милосердям, Христе Боже,* спаси нас, як людинаолюбець.</w:t>
+        <w:t>Ми не наслідували митаря у покаянні,* ані сліз блудниці не придбали,* і в засліпленні ми не спромоглись на таку поправу;* але твоїм милосердям, Христе Боже,* спаси нас, як Людинолюбець.</w:t>
       </w:r>
     </w:p>
     <w:p>
